--- a/clinical-notes/Health and Wellness Coaching Middle Visit.docx
+++ b/clinical-notes/Health and Wellness Coaching Middle Visit.docx
@@ -7,6 +7,82 @@
         <w:spacing w:after="0" w:line="240" w:lineRule="auto"/>
       </w:pPr>
       <w:r>
+        <w:t xml:space="preserve">LOCAL TITLE: HEALTH AND WELLNESS COACHING                             </w:t>
+      </w:r>
+    </w:p>
+    <w:p>
+      <w:pPr>
+        <w:spacing w:after="0" w:line="240" w:lineRule="auto"/>
+      </w:pPr>
+      <w:r>
+        <w:t xml:space="preserve">STANDARD TITLE: INTEGRATIVE HEALTH NOTE                         </w:t>
+      </w:r>
+    </w:p>
+    <w:p>
+      <w:pPr>
+        <w:spacing w:after="0" w:line="240" w:lineRule="auto"/>
+      </w:pPr>
+      <w:r>
+        <w:t xml:space="preserve">DATE OF NOTE: FEB </w:t>
+      </w:r>
+      <w:r>
+        <w:t>0</w:t>
+      </w:r>
+      <w:r>
+        <w:t>5,</w:t>
+      </w:r>
+      <w:r>
+        <w:t xml:space="preserve"> 2026@11:00</w:t>
+      </w:r>
+      <w:r>
+        <w:t xml:space="preserve">     </w:t>
+      </w:r>
+      <w:r>
+        <w:tab/>
+      </w:r>
+      <w:r>
+        <w:tab/>
+        <w:t xml:space="preserve">ENTRY DATE: FEB </w:t>
+      </w:r>
+      <w:r>
+        <w:t>0</w:t>
+      </w:r>
+      <w:r>
+        <w:t xml:space="preserve">5, 2026@11:00:43      </w:t>
+      </w:r>
+    </w:p>
+    <w:p>
+      <w:pPr>
+        <w:spacing w:after="0" w:line="240" w:lineRule="auto"/>
+      </w:pPr>
+      <w:r>
+        <w:t xml:space="preserve">AUTHOR: </w:t>
+      </w:r>
+      <w:r>
+        <w:tab/>
+        <w:t>COACH, CATHY B.</w:t>
+      </w:r>
+      <w:r>
+        <w:tab/>
+      </w:r>
+      <w:r>
+        <w:tab/>
+      </w:r>
+      <w:r>
+        <w:tab/>
+        <w:t xml:space="preserve">EXP COSIGNER:                           </w:t>
+      </w:r>
+    </w:p>
+    <w:p>
+      <w:pPr>
+        <w:spacing w:after="0" w:line="240" w:lineRule="auto"/>
+      </w:pPr>
+    </w:p>
+    <w:p>
+      <w:pPr>
+        <w:spacing w:after="0" w:line="240" w:lineRule="auto"/>
+      </w:pPr>
+      <w:r>
         <w:t>Health and Wellness Coaching</w:t>
       </w:r>
     </w:p>
@@ -303,6 +379,7 @@
         <w:spacing w:after="0" w:line="240" w:lineRule="auto"/>
       </w:pPr>
       <w:r>
+        <w:lastRenderedPageBreak/>
         <w:t xml:space="preserve">      8</w:t>
       </w:r>
     </w:p>
@@ -640,6 +717,7 @@
         <w:spacing w:after="0" w:line="240" w:lineRule="auto"/>
       </w:pPr>
       <w:r>
+        <w:lastRenderedPageBreak/>
         <w:t xml:space="preserve">          Veteran is confident because:</w:t>
       </w:r>
     </w:p>
@@ -674,7 +752,6 @@
         <w:spacing w:after="0" w:line="240" w:lineRule="auto"/>
       </w:pPr>
       <w:r>
-        <w:lastRenderedPageBreak/>
         <w:t xml:space="preserve">Today's coaching session aligns with the Veteran's Mission, Aspiration, or </w:t>
       </w:r>
     </w:p>
